--- a/klagomål/A 35684-2026 FSC-klagomål.docx
+++ b/klagomål/A 35684-2026 FSC-klagomål.docx
@@ -774,7 +774,7 @@
     <w:r>
       <w:tab/>
       <w:tab/>
-      <w:t>2026-09-16</w:t>
+      <w:t>2026-09-17</w:t>
       <w:br/>
       <w:br/>
     </w:r>

--- a/klagomål/A 35684-2026 FSC-klagomål.docx
+++ b/klagomål/A 35684-2026 FSC-klagomål.docx
@@ -774,7 +774,7 @@
     <w:r>
       <w:tab/>
       <w:tab/>
-      <w:t>2026-09-17</w:t>
+      <w:t>2026-09-18</w:t>
       <w:br/>
       <w:br/>
     </w:r>

--- a/klagomål/A 35684-2026 FSC-klagomål.docx
+++ b/klagomål/A 35684-2026 FSC-klagomål.docx
@@ -774,7 +774,7 @@
     <w:r>
       <w:tab/>
       <w:tab/>
-      <w:t>2026-09-18</w:t>
+      <w:t>2026-09-19</w:t>
       <w:br/>
       <w:br/>
     </w:r>

--- a/klagomål/A 35684-2026 FSC-klagomål.docx
+++ b/klagomål/A 35684-2026 FSC-klagomål.docx
@@ -774,7 +774,7 @@
     <w:r>
       <w:tab/>
       <w:tab/>
-      <w:t>2026-09-19</w:t>
+      <w:t>2026-09-21</w:t>
       <w:br/>
       <w:br/>
     </w:r>

--- a/klagomål/A 35684-2026 FSC-klagomål.docx
+++ b/klagomål/A 35684-2026 FSC-klagomål.docx
@@ -774,7 +774,7 @@
     <w:r>
       <w:tab/>
       <w:tab/>
-      <w:t>2026-09-21</w:t>
+      <w:t>2026-09-23</w:t>
       <w:br/>
       <w:br/>
     </w:r>

--- a/klagomål/A 35684-2026 FSC-klagomål.docx
+++ b/klagomål/A 35684-2026 FSC-klagomål.docx
@@ -774,7 +774,7 @@
     <w:r>
       <w:tab/>
       <w:tab/>
-      <w:t>2026-09-23</w:t>
+      <w:t>2026-09-24</w:t>
       <w:br/>
       <w:br/>
     </w:r>

--- a/klagomål/A 35684-2026 FSC-klagomål.docx
+++ b/klagomål/A 35684-2026 FSC-klagomål.docx
@@ -774,7 +774,7 @@
     <w:r>
       <w:tab/>
       <w:tab/>
-      <w:t>2026-09-24</w:t>
+      <w:t>2026-09-25</w:t>
       <w:br/>
       <w:br/>
     </w:r>

--- a/klagomål/A 35684-2026 FSC-klagomål.docx
+++ b/klagomål/A 35684-2026 FSC-klagomål.docx
@@ -774,7 +774,7 @@
     <w:r>
       <w:tab/>
       <w:tab/>
-      <w:t>2026-09-25</w:t>
+      <w:t>2026-09-26</w:t>
       <w:br/>
       <w:br/>
     </w:r>

--- a/klagomål/A 35684-2026 FSC-klagomål.docx
+++ b/klagomål/A 35684-2026 FSC-klagomål.docx
@@ -774,7 +774,7 @@
     <w:r>
       <w:tab/>
       <w:tab/>
-      <w:t>2026-09-26</w:t>
+      <w:t>2026-09-27</w:t>
       <w:br/>
       <w:br/>
     </w:r>

--- a/klagomål/A 35684-2026 FSC-klagomål.docx
+++ b/klagomål/A 35684-2026 FSC-klagomål.docx
@@ -774,7 +774,7 @@
     <w:r>
       <w:tab/>
       <w:tab/>
-      <w:t>2026-09-27</w:t>
+      <w:t>2026-09-28</w:t>
       <w:br/>
       <w:br/>
     </w:r>

--- a/klagomål/A 35684-2026 FSC-klagomål.docx
+++ b/klagomål/A 35684-2026 FSC-klagomål.docx
@@ -774,7 +774,7 @@
     <w:r>
       <w:tab/>
       <w:tab/>
-      <w:t>2026-09-28</w:t>
+      <w:t>2026-09-29</w:t>
       <w:br/>
       <w:br/>
     </w:r>

--- a/klagomål/A 35684-2026 FSC-klagomål.docx
+++ b/klagomål/A 35684-2026 FSC-klagomål.docx
@@ -774,7 +774,7 @@
     <w:r>
       <w:tab/>
       <w:tab/>
-      <w:t>2026-09-29</w:t>
+      <w:t>2026-09-30</w:t>
       <w:br/>
       <w:br/>
     </w:r>

--- a/klagomål/A 35684-2026 FSC-klagomål.docx
+++ b/klagomål/A 35684-2026 FSC-klagomål.docx
@@ -774,7 +774,7 @@
     <w:r>
       <w:tab/>
       <w:tab/>
-      <w:t>2026-09-30</w:t>
+      <w:t>2026-10-01</w:t>
       <w:br/>
       <w:br/>
     </w:r>

--- a/klagomål/A 35684-2026 FSC-klagomål.docx
+++ b/klagomål/A 35684-2026 FSC-klagomål.docx
@@ -774,7 +774,7 @@
     <w:r>
       <w:tab/>
       <w:tab/>
-      <w:t>2026-10-01</w:t>
+      <w:t>2026-10-02</w:t>
       <w:br/>
       <w:br/>
     </w:r>

--- a/klagomål/A 35684-2026 FSC-klagomål.docx
+++ b/klagomål/A 35684-2026 FSC-klagomål.docx
@@ -774,7 +774,7 @@
     <w:r>
       <w:tab/>
       <w:tab/>
-      <w:t>2026-10-02</w:t>
+      <w:t>2026-10-03</w:t>
       <w:br/>
       <w:br/>
     </w:r>

--- a/klagomål/A 35684-2026 FSC-klagomål.docx
+++ b/klagomål/A 35684-2026 FSC-klagomål.docx
@@ -774,7 +774,7 @@
     <w:r>
       <w:tab/>
       <w:tab/>
-      <w:t>2026-10-03</w:t>
+      <w:t>2026-10-04</w:t>
       <w:br/>
       <w:br/>
     </w:r>

--- a/klagomål/A 35684-2026 FSC-klagomål.docx
+++ b/klagomål/A 35684-2026 FSC-klagomål.docx
@@ -774,7 +774,7 @@
     <w:r>
       <w:tab/>
       <w:tab/>
-      <w:t>2026-10-04</w:t>
+      <w:t>2026-10-05</w:t>
       <w:br/>
       <w:br/>
     </w:r>

--- a/klagomål/A 35684-2026 FSC-klagomål.docx
+++ b/klagomål/A 35684-2026 FSC-klagomål.docx
@@ -774,7 +774,7 @@
     <w:r>
       <w:tab/>
       <w:tab/>
-      <w:t>2026-10-05</w:t>
+      <w:t>2026-10-06</w:t>
       <w:br/>
       <w:br/>
     </w:r>

--- a/klagomål/A 35684-2026 FSC-klagomål.docx
+++ b/klagomål/A 35684-2026 FSC-klagomål.docx
@@ -774,7 +774,7 @@
     <w:r>
       <w:tab/>
       <w:tab/>
-      <w:t>2026-10-06</w:t>
+      <w:t>2026-10-07</w:t>
       <w:br/>
       <w:br/>
     </w:r>

--- a/klagomål/A 35684-2026 FSC-klagomål.docx
+++ b/klagomål/A 35684-2026 FSC-klagomål.docx
@@ -774,7 +774,7 @@
     <w:r>
       <w:tab/>
       <w:tab/>
-      <w:t>2026-10-07</w:t>
+      <w:t>2026-10-08</w:t>
       <w:br/>
       <w:br/>
     </w:r>

--- a/klagomål/A 35684-2026 FSC-klagomål.docx
+++ b/klagomål/A 35684-2026 FSC-klagomål.docx
@@ -774,7 +774,7 @@
     <w:r>
       <w:tab/>
       <w:tab/>
-      <w:t>2026-10-08</w:t>
+      <w:t>2026-10-09</w:t>
       <w:br/>
       <w:br/>
     </w:r>

--- a/klagomål/A 35684-2026 FSC-klagomål.docx
+++ b/klagomål/A 35684-2026 FSC-klagomål.docx
@@ -178,7 +178,7 @@
       <w:r>
         <w:drawing>
           <wp:inline xmlns:a="http://schemas.openxmlformats.org/drawingml/2006/main" xmlns:pic="http://schemas.openxmlformats.org/drawingml/2006/picture">
-            <wp:extent cx="5486400" cy="5495827"/>
+            <wp:extent cx="5486400" cy="5614605"/>
             <wp:docPr id="1" name="Picture 1"/>
             <wp:cNvGraphicFramePr>
               <a:graphicFrameLocks noChangeAspect="1"/>
@@ -199,7 +199,7 @@
                   <pic:spPr>
                     <a:xfrm>
                       <a:off x="0" y="0"/>
-                      <a:ext cx="5486400" cy="5495827"/>
+                      <a:ext cx="5486400" cy="5614605"/>
                     </a:xfrm>
                     <a:prstGeom prst="rect"/>
                   </pic:spPr>
@@ -221,7 +221,7 @@
     </w:p>
     <w:p>
       <w:r>
-        <w:t>I avverkningsanmälan finns fynd av 1 naturvårdsarter, varav 1 är rödlistad, 1 är fridlyst och 1 är typisk (T): entita (NT, T, §4). Se Figur 1.</w:t>
+        <w:t>I avverkningsanmälan finns fynd av 2 naturvårdsarter, varav 1 är rödlistad, 1 är fridlyst och 2 är typiska (T): entita (NT, T, §4) och blåbär (T). Se Figur 1.</w:t>
       </w:r>
     </w:p>
     <w:p>
@@ -265,6 +265,26 @@
       </w:r>
       <w:r>
         <w:t xml:space="preserve"> (Skogsstyrelsen, 2016, SLU Artdatabanken, 2021).</w:t>
+      </w:r>
+    </w:p>
+    <w:p>
+      <w:r>
+        <w:rPr>
+          <w:b/>
+        </w:rPr>
+        <w:t>Blåbär</w:t>
+      </w:r>
+      <w:r>
+        <w:t xml:space="preserve"> är typisk art för </w:t>
+      </w:r>
+      <w:r>
+        <w:rPr>
+          <w:i/>
+        </w:rPr>
+        <w:t>9190 Näringsfattig ekskog</w:t>
+      </w:r>
+      <w:r>
+        <w:t>. I naturskogar och kontinuitetsskogar är blåbär värdväxt för bland annat de rödlistade fjärilarna sibiriskt lundfly (EN), tajgafjällfly (EN), urskogsfly (EN), fjällskogsfly (VU), högnordiskt fjällfly (VU), baltiskt skogsfly (NT), gråpudrat skogsfly (NT), grå blåbärsfältmätare (NT) och skogsfältmätare (NT) (SLU Artdatabanken, 2026).</w:t>
       </w:r>
     </w:p>
     <w:p>
@@ -373,7 +393,7 @@
         <w:rPr>
           <w:i/>
         </w:rPr>
-        <w:t>I det avverkningsanmälda skogsområdet har 1 naturvårdsarter varav 1 rödlistade arter sina livsmiljöer och växtplatser.</w:t>
+        <w:t>I det avverkningsanmälda skogsområdet har 2 naturvårdsarter varav 1 rödlistade arter sina livsmiljöer och växtplatser.</w:t>
       </w:r>
     </w:p>
     <w:p>
@@ -774,7 +794,7 @@
     <w:r>
       <w:tab/>
       <w:tab/>
-      <w:t>2026-10-09</w:t>
+      <w:t>2026-10-10</w:t>
       <w:br/>
       <w:br/>
     </w:r>

--- a/klagomål/A 35684-2026 FSC-klagomål.docx
+++ b/klagomål/A 35684-2026 FSC-klagomål.docx
@@ -794,7 +794,7 @@
     <w:r>
       <w:tab/>
       <w:tab/>
-      <w:t>2026-10-10</w:t>
+      <w:t>2026-10-11</w:t>
       <w:br/>
       <w:br/>
     </w:r>

--- a/klagomål/A 35684-2026 FSC-klagomål.docx
+++ b/klagomål/A 35684-2026 FSC-klagomål.docx
@@ -794,7 +794,7 @@
     <w:r>
       <w:tab/>
       <w:tab/>
-      <w:t>2026-10-11</w:t>
+      <w:t>2026-10-12</w:t>
       <w:br/>
       <w:br/>
     </w:r>

--- a/klagomål/A 35684-2026 FSC-klagomål.docx
+++ b/klagomål/A 35684-2026 FSC-klagomål.docx
@@ -794,7 +794,7 @@
     <w:r>
       <w:tab/>
       <w:tab/>
-      <w:t>2026-10-12</w:t>
+      <w:t>2026-10-13</w:t>
       <w:br/>
       <w:br/>
     </w:r>

--- a/klagomål/A 35684-2026 FSC-klagomål.docx
+++ b/klagomål/A 35684-2026 FSC-klagomål.docx
@@ -794,7 +794,7 @@
     <w:r>
       <w:tab/>
       <w:tab/>
-      <w:t>2026-10-13</w:t>
+      <w:t>2026-10-14</w:t>
       <w:br/>
       <w:br/>
     </w:r>

--- a/klagomål/A 35684-2026 FSC-klagomål.docx
+++ b/klagomål/A 35684-2026 FSC-klagomål.docx
@@ -794,7 +794,7 @@
     <w:r>
       <w:tab/>
       <w:tab/>
-      <w:t>2026-10-14</w:t>
+      <w:t>2026-10-15</w:t>
       <w:br/>
       <w:br/>
     </w:r>

--- a/klagomål/A 35684-2026 FSC-klagomål.docx
+++ b/klagomål/A 35684-2026 FSC-klagomål.docx
@@ -794,7 +794,7 @@
     <w:r>
       <w:tab/>
       <w:tab/>
-      <w:t>2026-10-15</w:t>
+      <w:t>2026-10-16</w:t>
       <w:br/>
       <w:br/>
     </w:r>

--- a/klagomål/A 35684-2026 FSC-klagomål.docx
+++ b/klagomål/A 35684-2026 FSC-klagomål.docx
@@ -794,7 +794,7 @@
     <w:r>
       <w:tab/>
       <w:tab/>
-      <w:t>2026-10-16</w:t>
+      <w:t>2026-10-17</w:t>
       <w:br/>
       <w:br/>
     </w:r>

--- a/klagomål/A 35684-2026 FSC-klagomål.docx
+++ b/klagomål/A 35684-2026 FSC-klagomål.docx
@@ -794,7 +794,7 @@
     <w:r>
       <w:tab/>
       <w:tab/>
-      <w:t>2026-10-17</w:t>
+      <w:t>2026-10-18</w:t>
       <w:br/>
       <w:br/>
     </w:r>

--- a/klagomål/A 35684-2026 FSC-klagomål.docx
+++ b/klagomål/A 35684-2026 FSC-klagomål.docx
@@ -794,7 +794,7 @@
     <w:r>
       <w:tab/>
       <w:tab/>
-      <w:t>2026-10-18</w:t>
+      <w:t>2026-10-19</w:t>
       <w:br/>
       <w:br/>
     </w:r>

--- a/klagomål/A 35684-2026 FSC-klagomål.docx
+++ b/klagomål/A 35684-2026 FSC-klagomål.docx
@@ -794,7 +794,7 @@
     <w:r>
       <w:tab/>
       <w:tab/>
-      <w:t>2026-10-19</w:t>
+      <w:t>2026-10-20</w:t>
       <w:br/>
       <w:br/>
     </w:r>

--- a/klagomål/A 35684-2026 FSC-klagomål.docx
+++ b/klagomål/A 35684-2026 FSC-klagomål.docx
@@ -794,7 +794,7 @@
     <w:r>
       <w:tab/>
       <w:tab/>
-      <w:t>2026-10-20</w:t>
+      <w:t>2026-10-21</w:t>
       <w:br/>
       <w:br/>
     </w:r>

--- a/klagomål/A 35684-2026 FSC-klagomål.docx
+++ b/klagomål/A 35684-2026 FSC-klagomål.docx
@@ -794,7 +794,7 @@
     <w:r>
       <w:tab/>
       <w:tab/>
-      <w:t>2026-10-21</w:t>
+      <w:t>2026-10-22</w:t>
       <w:br/>
       <w:br/>
     </w:r>

--- a/klagomål/A 35684-2026 FSC-klagomål.docx
+++ b/klagomål/A 35684-2026 FSC-klagomål.docx
@@ -794,7 +794,7 @@
     <w:r>
       <w:tab/>
       <w:tab/>
-      <w:t>2026-10-22</w:t>
+      <w:t>2026-10-23</w:t>
       <w:br/>
       <w:br/>
     </w:r>

--- a/klagomål/A 35684-2026 FSC-klagomål.docx
+++ b/klagomål/A 35684-2026 FSC-klagomål.docx
@@ -794,7 +794,7 @@
     <w:r>
       <w:tab/>
       <w:tab/>
-      <w:t>2026-10-23</w:t>
+      <w:t>2026-10-24</w:t>
       <w:br/>
       <w:br/>
     </w:r>

--- a/klagomål/A 35684-2026 FSC-klagomål.docx
+++ b/klagomål/A 35684-2026 FSC-klagomål.docx
@@ -794,7 +794,7 @@
     <w:r>
       <w:tab/>
       <w:tab/>
-      <w:t>2026-10-24</w:t>
+      <w:t>2026-10-25</w:t>
       <w:br/>
       <w:br/>
     </w:r>

--- a/klagomål/A 35684-2026 FSC-klagomål.docx
+++ b/klagomål/A 35684-2026 FSC-klagomål.docx
@@ -794,7 +794,7 @@
     <w:r>
       <w:tab/>
       <w:tab/>
-      <w:t>2026-10-25</w:t>
+      <w:t>2026-10-26</w:t>
       <w:br/>
       <w:br/>
     </w:r>

--- a/klagomål/A 35684-2026 FSC-klagomål.docx
+++ b/klagomål/A 35684-2026 FSC-klagomål.docx
@@ -794,7 +794,7 @@
     <w:r>
       <w:tab/>
       <w:tab/>
-      <w:t>2026-10-26</w:t>
+      <w:t>2026-10-27</w:t>
       <w:br/>
       <w:br/>
     </w:r>

--- a/klagomål/A 35684-2026 FSC-klagomål.docx
+++ b/klagomål/A 35684-2026 FSC-klagomål.docx
@@ -794,7 +794,7 @@
     <w:r>
       <w:tab/>
       <w:tab/>
-      <w:t>2026-10-27</w:t>
+      <w:t>2026-10-28</w:t>
       <w:br/>
       <w:br/>
     </w:r>

--- a/klagomål/A 35684-2026 FSC-klagomål.docx
+++ b/klagomål/A 35684-2026 FSC-klagomål.docx
@@ -794,7 +794,7 @@
     <w:r>
       <w:tab/>
       <w:tab/>
-      <w:t>2026-10-28</w:t>
+      <w:t>2026-10-29</w:t>
       <w:br/>
       <w:br/>
     </w:r>

--- a/klagomål/A 35684-2026 FSC-klagomål.docx
+++ b/klagomål/A 35684-2026 FSC-klagomål.docx
@@ -794,7 +794,7 @@
     <w:r>
       <w:tab/>
       <w:tab/>
-      <w:t>2026-10-29</w:t>
+      <w:t>2026-10-31</w:t>
       <w:br/>
       <w:br/>
     </w:r>
